--- a/veille-app/public/cil/template.docx
+++ b/veille-app/public/cil/template.docx
@@ -8572,7 +8572,7 @@
                 <w:sz w:val="24"/>
                 <w:szCs w:val="24"/>
               </w:rPr>
-              <w:t>à</w:t>
+              <w:t>à {txt_retp_avis_crc}</w:t>
             </w:r>
             <w:proofErr w:type="gramEnd"/>
             <w:r>
@@ -8584,16 +8584,14 @@
                 <w:sz w:val="24"/>
                 <w:szCs w:val="24"/>
               </w:rPr>
-              <w:t xml:space="preserve"> </w:t>
-            </w:r>
-            <w:r>
-              <w:rPr>
-                <w:rFonts w:ascii="Times New Roman" w:hAnsi="Times New Roman"/>
-                <w:color w:val="231F20"/>
-                <w:sz w:val="24"/>
-                <w:szCs w:val="24"/>
-              </w:rPr>
-              <w:t>………………………………</w:t>
+            </w:r>
+            <w:r>
+              <w:rPr>
+                <w:rFonts w:ascii="Times New Roman" w:hAnsi="Times New Roman"/>
+                <w:color w:val="231F20"/>
+                <w:sz w:val="24"/>
+                <w:szCs w:val="24"/>
+              </w:rPr>
             </w:r>
           </w:p>
         </w:tc>
@@ -8632,7 +8630,6 @@
                 <w:sz w:val="24"/>
                 <w:szCs w:val="24"/>
               </w:rPr>
-              <w:t>{txt_retp_avis_crc}</w:t>
             </w:r>
             <w:proofErr w:type="gramEnd"/>
             <w:r>
@@ -9029,7 +9026,7 @@
                 <w:sz w:val="24"/>
                 <w:szCs w:val="24"/>
               </w:rPr>
-              <w:t>à</w:t>
+              <w:t>à {txt_repp_avis_crc}</w:t>
             </w:r>
             <w:proofErr w:type="gramEnd"/>
             <w:r>
@@ -9041,16 +9038,14 @@
                 <w:sz w:val="24"/>
                 <w:szCs w:val="24"/>
               </w:rPr>
-              <w:t xml:space="preserve"> </w:t>
-            </w:r>
-            <w:r>
-              <w:rPr>
-                <w:rFonts w:ascii="Times New Roman" w:hAnsi="Times New Roman"/>
-                <w:color w:val="231F20"/>
-                <w:sz w:val="24"/>
-                <w:szCs w:val="24"/>
-              </w:rPr>
-              <w:t>………………………………</w:t>
+            </w:r>
+            <w:r>
+              <w:rPr>
+                <w:rFonts w:ascii="Times New Roman" w:hAnsi="Times New Roman"/>
+                <w:color w:val="231F20"/>
+                <w:sz w:val="24"/>
+                <w:szCs w:val="24"/>
+              </w:rPr>
             </w:r>
           </w:p>
         </w:tc>
@@ -9089,7 +9084,6 @@
                 <w:sz w:val="24"/>
                 <w:szCs w:val="24"/>
               </w:rPr>
-              <w:t>{txt_repp_avis_crc}</w:t>
             </w:r>
             <w:proofErr w:type="gramEnd"/>
             <w:r>
@@ -12815,7 +12809,7 @@
                 <w:sz w:val="24"/>
                 <w:szCs w:val="24"/>
               </w:rPr>
-              <w:t>à</w:t>
+              <w:t>à {txt_retn_avis_crc}</w:t>
             </w:r>
             <w:proofErr w:type="gramEnd"/>
             <w:r>
@@ -12827,16 +12821,14 @@
                 <w:sz w:val="24"/>
                 <w:szCs w:val="24"/>
               </w:rPr>
-              <w:t xml:space="preserve"> </w:t>
-            </w:r>
-            <w:r>
-              <w:rPr>
-                <w:rFonts w:ascii="Times New Roman" w:hAnsi="Times New Roman"/>
-                <w:color w:val="231F20"/>
-                <w:sz w:val="24"/>
-                <w:szCs w:val="24"/>
-              </w:rPr>
-              <w:t>………………………………</w:t>
+            </w:r>
+            <w:r>
+              <w:rPr>
+                <w:rFonts w:ascii="Times New Roman" w:hAnsi="Times New Roman"/>
+                <w:color w:val="231F20"/>
+                <w:sz w:val="24"/>
+                <w:szCs w:val="24"/>
+              </w:rPr>
             </w:r>
           </w:p>
         </w:tc>
@@ -12875,7 +12867,6 @@
                 <w:sz w:val="24"/>
                 <w:szCs w:val="24"/>
               </w:rPr>
-              <w:t>{txt_retn_avis_crc}</w:t>
             </w:r>
             <w:proofErr w:type="gramEnd"/>
             <w:r>
@@ -13244,7 +13235,7 @@
                 <w:sz w:val="24"/>
                 <w:szCs w:val="24"/>
               </w:rPr>
-              <w:t>à</w:t>
+              <w:t>à {txt_repn_avis_crc}</w:t>
             </w:r>
             <w:proofErr w:type="gramEnd"/>
             <w:r>
@@ -13256,25 +13247,22 @@
                 <w:sz w:val="24"/>
                 <w:szCs w:val="24"/>
               </w:rPr>
-              <w:t xml:space="preserve"> </w:t>
-            </w:r>
-            <w:r>
-              <w:rPr>
-                <w:rFonts w:ascii="Times New Roman" w:hAnsi="Times New Roman"/>
-                <w:color w:val="231F20"/>
-                <w:sz w:val="24"/>
-                <w:szCs w:val="24"/>
-              </w:rPr>
-              <w:t>……………………………</w:t>
-            </w:r>
-            <w:r>
-              <w:rPr>
-                <w:rFonts w:ascii="Times New Roman" w:hAnsi="Times New Roman"/>
-                <w:color w:val="231F20"/>
-                <w:sz w:val="24"/>
-                <w:szCs w:val="24"/>
-              </w:rPr>
-              <w:t>…</w:t>
+            </w:r>
+            <w:r>
+              <w:rPr>
+                <w:rFonts w:ascii="Times New Roman" w:hAnsi="Times New Roman"/>
+                <w:color w:val="231F20"/>
+                <w:sz w:val="24"/>
+                <w:szCs w:val="24"/>
+              </w:rPr>
+            </w:r>
+            <w:r>
+              <w:rPr>
+                <w:rFonts w:ascii="Times New Roman" w:hAnsi="Times New Roman"/>
+                <w:color w:val="231F20"/>
+                <w:sz w:val="24"/>
+                <w:szCs w:val="24"/>
+              </w:rPr>
             </w:r>
           </w:p>
         </w:tc>
@@ -13313,7 +13301,6 @@
                 <w:sz w:val="24"/>
                 <w:szCs w:val="24"/>
               </w:rPr>
-              <w:t>{txt_repn_avis_crc}</w:t>
             </w:r>
             <w:proofErr w:type="gramEnd"/>
             <w:r>
@@ -13857,7 +13844,7 @@
     </w:p>
     <w:tbl>
       <w:tblPr>
-        <w:tblW w:w="20411" w:type="dxa"/>
+        <w:tblW w:w="15398" w:type="dxa"/>
         <w:jc w:val="center"/>
         <w:tblBorders>
           <w:top w:val="single" w:sz="4" w:space="0" w:color="auto"/>
@@ -13871,33 +13858,33 @@
         <w:tblLook w:val="01E0" w:firstRow="1" w:lastRow="1" w:firstColumn="1" w:lastColumn="1" w:noHBand="0" w:noVBand="0"/>
       </w:tblPr>
       <w:tblGrid>
-        <w:gridCol w:w="971"/>
-        <w:gridCol w:w="276"/>
-        <w:gridCol w:w="696"/>
-        <w:gridCol w:w="778"/>
-        <w:gridCol w:w="194"/>
-        <w:gridCol w:w="972"/>
-        <w:gridCol w:w="932"/>
-        <w:gridCol w:w="40"/>
-        <w:gridCol w:w="972"/>
-        <w:gridCol w:w="972"/>
-        <w:gridCol w:w="972"/>
-        <w:gridCol w:w="972"/>
-        <w:gridCol w:w="972"/>
-        <w:gridCol w:w="972"/>
-        <w:gridCol w:w="972"/>
-        <w:gridCol w:w="972"/>
-        <w:gridCol w:w="972"/>
-        <w:gridCol w:w="972"/>
-        <w:gridCol w:w="972"/>
-        <w:gridCol w:w="40"/>
-        <w:gridCol w:w="932"/>
-        <w:gridCol w:w="972"/>
-        <w:gridCol w:w="194"/>
-        <w:gridCol w:w="778"/>
-        <w:gridCol w:w="583"/>
-        <w:gridCol w:w="389"/>
-        <w:gridCol w:w="972"/>
+        <w:gridCol w:w="733"/>
+        <w:gridCol w:w="208"/>
+        <w:gridCol w:w="525"/>
+        <w:gridCol w:w="587"/>
+        <w:gridCol w:w="146"/>
+        <w:gridCol w:w="733"/>
+        <w:gridCol w:w="703"/>
+        <w:gridCol w:w="30"/>
+        <w:gridCol w:w="733"/>
+        <w:gridCol w:w="733"/>
+        <w:gridCol w:w="733"/>
+        <w:gridCol w:w="733"/>
+        <w:gridCol w:w="733"/>
+        <w:gridCol w:w="733"/>
+        <w:gridCol w:w="733"/>
+        <w:gridCol w:w="733"/>
+        <w:gridCol w:w="733"/>
+        <w:gridCol w:w="733"/>
+        <w:gridCol w:w="733"/>
+        <w:gridCol w:w="30"/>
+        <w:gridCol w:w="703"/>
+        <w:gridCol w:w="733"/>
+        <w:gridCol w:w="146"/>
+        <w:gridCol w:w="587"/>
+        <w:gridCol w:w="440"/>
+        <w:gridCol w:w="293"/>
+        <w:gridCol w:w="733"/>
       </w:tblGrid>
       <w:tr>
         <w:trPr>
@@ -13906,7 +13893,7 @@
         </w:trPr>
         <w:tc>
           <w:tcPr>
-            <w:tcW w:w="1247" w:type="dxa"/>
+            <w:tcW w:w="941" w:type="dxa"/>
             <w:gridSpan w:val="2"/>
             <w:tcBorders>
               <w:bottom w:val="single" w:sz="4" w:space="0" w:color="auto"/>
@@ -13936,7 +13923,7 @@
         </w:tc>
         <w:tc>
           <w:tcPr>
-            <w:tcW w:w="1474" w:type="dxa"/>
+            <w:tcW w:w="1112" w:type="dxa"/>
             <w:gridSpan w:val="2"/>
             <w:tcBorders>
               <w:bottom w:val="single" w:sz="4" w:space="0" w:color="auto"/>
@@ -13966,7 +13953,7 @@
         </w:tc>
         <w:tc>
           <w:tcPr>
-            <w:tcW w:w="2098" w:type="dxa"/>
+            <w:tcW w:w="1583" w:type="dxa"/>
             <w:gridSpan w:val="3"/>
             <w:tcBorders>
               <w:bottom w:val="single" w:sz="4" w:space="0" w:color="auto"/>
@@ -13996,7 +13983,7 @@
         </w:tc>
         <w:tc>
           <w:tcPr>
-            <w:tcW w:w="10772" w:type="dxa"/>
+            <w:tcW w:w="8126" w:type="dxa"/>
             <w:gridSpan w:val="13"/>
             <w:tcBorders>
               <w:bottom w:val="single" w:sz="4" w:space="0" w:color="auto"/>
@@ -14026,7 +14013,7 @@
         </w:tc>
         <w:tc>
           <w:tcPr>
-            <w:tcW w:w="2098" w:type="dxa"/>
+            <w:tcW w:w="1583" w:type="dxa"/>
             <w:gridSpan w:val="3"/>
             <w:tcBorders>
               <w:bottom w:val="single" w:sz="4" w:space="0" w:color="auto"/>
@@ -14056,7 +14043,7 @@
         </w:tc>
         <w:tc>
           <w:tcPr>
-            <w:tcW w:w="1361" w:type="dxa"/>
+            <w:tcW w:w="1027" w:type="dxa"/>
             <w:gridSpan w:val="2"/>
             <w:tcBorders>
               <w:bottom w:val="single" w:sz="4" w:space="0" w:color="auto"/>
@@ -14086,7 +14073,7 @@
         </w:tc>
         <w:tc>
           <w:tcPr>
-            <w:tcW w:w="1361" w:type="dxa"/>
+            <w:tcW w:w="1027" w:type="dxa"/>
             <w:gridSpan w:val="2"/>
             <w:tcBorders>
               <w:bottom w:val="single" w:sz="4" w:space="0" w:color="auto"/>
@@ -14122,7 +14109,7 @@
         </w:trPr>
         <w:tc>
           <w:tcPr>
-            <w:tcW w:w="1247" w:type="dxa"/>
+            <w:tcW w:w="941" w:type="dxa"/>
             <w:gridSpan w:val="2"/>
             <w:tcBorders>
               <w:bottom w:val="dashSmallGap" w:sz="4" w:space="0" w:color="auto"/>
@@ -14137,7 +14124,7 @@
         </w:tc>
         <w:tc>
           <w:tcPr>
-            <w:tcW w:w="1474" w:type="dxa"/>
+            <w:tcW w:w="1112" w:type="dxa"/>
             <w:gridSpan w:val="2"/>
             <w:tcBorders>
               <w:bottom w:val="dashSmallGap" w:sz="4" w:space="0" w:color="auto"/>
@@ -14152,7 +14139,7 @@
         </w:tc>
         <w:tc>
           <w:tcPr>
-            <w:tcW w:w="2098" w:type="dxa"/>
+            <w:tcW w:w="1583" w:type="dxa"/>
             <w:gridSpan w:val="3"/>
             <w:tcBorders>
               <w:bottom w:val="dashSmallGap" w:sz="4" w:space="0" w:color="auto"/>
@@ -14167,7 +14154,7 @@
         </w:tc>
         <w:tc>
           <w:tcPr>
-            <w:tcW w:w="10772" w:type="dxa"/>
+            <w:tcW w:w="8126" w:type="dxa"/>
             <w:gridSpan w:val="13"/>
             <w:tcBorders>
               <w:bottom w:val="dashSmallGap" w:sz="4" w:space="0" w:color="auto"/>
@@ -14182,7 +14169,7 @@
         </w:tc>
         <w:tc>
           <w:tcPr>
-            <w:tcW w:w="2098" w:type="dxa"/>
+            <w:tcW w:w="1583" w:type="dxa"/>
             <w:gridSpan w:val="3"/>
             <w:tcBorders>
               <w:bottom w:val="dashSmallGap" w:sz="4" w:space="0" w:color="auto"/>
@@ -14197,7 +14184,7 @@
         </w:tc>
         <w:tc>
           <w:tcPr>
-            <w:tcW w:w="1361" w:type="dxa"/>
+            <w:tcW w:w="1027" w:type="dxa"/>
             <w:gridSpan w:val="2"/>
             <w:tcBorders>
               <w:bottom w:val="dashSmallGap" w:sz="4" w:space="0" w:color="auto"/>
@@ -14212,7 +14199,7 @@
         </w:tc>
         <w:tc>
           <w:tcPr>
-            <w:tcW w:w="1361" w:type="dxa"/>
+            <w:tcW w:w="1027" w:type="dxa"/>
             <w:gridSpan w:val="2"/>
             <w:tcBorders>
               <w:bottom w:val="dashSmallGap" w:sz="4" w:space="0" w:color="auto"/>
@@ -14233,7 +14220,7 @@
         </w:trPr>
         <w:tc>
           <w:tcPr>
-            <w:tcW w:w="1247" w:type="dxa"/>
+            <w:tcW w:w="941" w:type="dxa"/>
             <w:gridSpan w:val="2"/>
             <w:tcBorders>
               <w:top w:val="dashSmallGap" w:sz="4" w:space="0" w:color="auto"/>
@@ -14249,7 +14236,7 @@
         </w:tc>
         <w:tc>
           <w:tcPr>
-            <w:tcW w:w="1474" w:type="dxa"/>
+            <w:tcW w:w="1112" w:type="dxa"/>
             <w:gridSpan w:val="2"/>
             <w:tcBorders>
               <w:top w:val="dashSmallGap" w:sz="4" w:space="0" w:color="auto"/>
@@ -14265,7 +14252,7 @@
         </w:tc>
         <w:tc>
           <w:tcPr>
-            <w:tcW w:w="2098" w:type="dxa"/>
+            <w:tcW w:w="1583" w:type="dxa"/>
             <w:gridSpan w:val="3"/>
             <w:tcBorders>
               <w:top w:val="dashSmallGap" w:sz="4" w:space="0" w:color="auto"/>
@@ -14281,7 +14268,7 @@
         </w:tc>
         <w:tc>
           <w:tcPr>
-            <w:tcW w:w="10772" w:type="dxa"/>
+            <w:tcW w:w="8126" w:type="dxa"/>
             <w:gridSpan w:val="13"/>
             <w:tcBorders>
               <w:top w:val="dashSmallGap" w:sz="4" w:space="0" w:color="auto"/>
@@ -14297,7 +14284,7 @@
         </w:tc>
         <w:tc>
           <w:tcPr>
-            <w:tcW w:w="2098" w:type="dxa"/>
+            <w:tcW w:w="1583" w:type="dxa"/>
             <w:gridSpan w:val="3"/>
             <w:tcBorders>
               <w:top w:val="dashSmallGap" w:sz="4" w:space="0" w:color="auto"/>
@@ -14313,7 +14300,7 @@
         </w:tc>
         <w:tc>
           <w:tcPr>
-            <w:tcW w:w="1361" w:type="dxa"/>
+            <w:tcW w:w="1027" w:type="dxa"/>
             <w:gridSpan w:val="2"/>
             <w:tcBorders>
               <w:top w:val="dashSmallGap" w:sz="4" w:space="0" w:color="auto"/>
@@ -14329,7 +14316,7 @@
         </w:tc>
         <w:tc>
           <w:tcPr>
-            <w:tcW w:w="1361" w:type="dxa"/>
+            <w:tcW w:w="1027" w:type="dxa"/>
             <w:gridSpan w:val="2"/>
             <w:tcBorders>
               <w:top w:val="dashSmallGap" w:sz="4" w:space="0" w:color="auto"/>
@@ -14351,7 +14338,7 @@
         </w:trPr>
         <w:tc>
           <w:tcPr>
-            <w:tcW w:w="1247" w:type="dxa"/>
+            <w:tcW w:w="941" w:type="dxa"/>
             <w:gridSpan w:val="2"/>
             <w:tcBorders>
               <w:top w:val="dashSmallGap" w:sz="4" w:space="0" w:color="auto"/>
@@ -14367,7 +14354,7 @@
         </w:tc>
         <w:tc>
           <w:tcPr>
-            <w:tcW w:w="1474" w:type="dxa"/>
+            <w:tcW w:w="1112" w:type="dxa"/>
             <w:gridSpan w:val="2"/>
             <w:tcBorders>
               <w:top w:val="dashSmallGap" w:sz="4" w:space="0" w:color="auto"/>
@@ -14383,7 +14370,7 @@
         </w:tc>
         <w:tc>
           <w:tcPr>
-            <w:tcW w:w="2098" w:type="dxa"/>
+            <w:tcW w:w="1583" w:type="dxa"/>
             <w:gridSpan w:val="3"/>
             <w:tcBorders>
               <w:top w:val="dashSmallGap" w:sz="4" w:space="0" w:color="auto"/>
@@ -14399,7 +14386,7 @@
         </w:tc>
         <w:tc>
           <w:tcPr>
-            <w:tcW w:w="10772" w:type="dxa"/>
+            <w:tcW w:w="8126" w:type="dxa"/>
             <w:gridSpan w:val="13"/>
             <w:tcBorders>
               <w:top w:val="dashSmallGap" w:sz="4" w:space="0" w:color="auto"/>
@@ -14415,7 +14402,7 @@
         </w:tc>
         <w:tc>
           <w:tcPr>
-            <w:tcW w:w="2098" w:type="dxa"/>
+            <w:tcW w:w="1583" w:type="dxa"/>
             <w:gridSpan w:val="3"/>
             <w:tcBorders>
               <w:top w:val="dashSmallGap" w:sz="4" w:space="0" w:color="auto"/>
@@ -14431,7 +14418,7 @@
         </w:tc>
         <w:tc>
           <w:tcPr>
-            <w:tcW w:w="1361" w:type="dxa"/>
+            <w:tcW w:w="1027" w:type="dxa"/>
             <w:gridSpan w:val="2"/>
             <w:tcBorders>
               <w:top w:val="dashSmallGap" w:sz="4" w:space="0" w:color="auto"/>
@@ -14447,7 +14434,7 @@
         </w:tc>
         <w:tc>
           <w:tcPr>
-            <w:tcW w:w="1361" w:type="dxa"/>
+            <w:tcW w:w="1027" w:type="dxa"/>
             <w:gridSpan w:val="2"/>
             <w:tcBorders>
               <w:top w:val="dashSmallGap" w:sz="4" w:space="0" w:color="auto"/>
@@ -14469,7 +14456,7 @@
         </w:trPr>
         <w:tc>
           <w:tcPr>
-            <w:tcW w:w="1247" w:type="dxa"/>
+            <w:tcW w:w="941" w:type="dxa"/>
             <w:gridSpan w:val="2"/>
             <w:tcBorders>
               <w:top w:val="dashSmallGap" w:sz="4" w:space="0" w:color="auto"/>
@@ -14485,7 +14472,7 @@
         </w:tc>
         <w:tc>
           <w:tcPr>
-            <w:tcW w:w="1474" w:type="dxa"/>
+            <w:tcW w:w="1112" w:type="dxa"/>
             <w:gridSpan w:val="2"/>
             <w:tcBorders>
               <w:top w:val="dashSmallGap" w:sz="4" w:space="0" w:color="auto"/>
@@ -14501,7 +14488,7 @@
         </w:tc>
         <w:tc>
           <w:tcPr>
-            <w:tcW w:w="2098" w:type="dxa"/>
+            <w:tcW w:w="1583" w:type="dxa"/>
             <w:gridSpan w:val="3"/>
             <w:tcBorders>
               <w:top w:val="dashSmallGap" w:sz="4" w:space="0" w:color="auto"/>
@@ -14517,7 +14504,7 @@
         </w:tc>
         <w:tc>
           <w:tcPr>
-            <w:tcW w:w="10772" w:type="dxa"/>
+            <w:tcW w:w="8126" w:type="dxa"/>
             <w:gridSpan w:val="13"/>
             <w:tcBorders>
               <w:top w:val="dashSmallGap" w:sz="4" w:space="0" w:color="auto"/>
@@ -14533,7 +14520,7 @@
         </w:tc>
         <w:tc>
           <w:tcPr>
-            <w:tcW w:w="2098" w:type="dxa"/>
+            <w:tcW w:w="1583" w:type="dxa"/>
             <w:gridSpan w:val="3"/>
             <w:tcBorders>
               <w:top w:val="dashSmallGap" w:sz="4" w:space="0" w:color="auto"/>
@@ -14549,7 +14536,7 @@
         </w:tc>
         <w:tc>
           <w:tcPr>
-            <w:tcW w:w="1361" w:type="dxa"/>
+            <w:tcW w:w="1027" w:type="dxa"/>
             <w:gridSpan w:val="2"/>
             <w:tcBorders>
               <w:top w:val="dashSmallGap" w:sz="4" w:space="0" w:color="auto"/>
@@ -14565,7 +14552,7 @@
         </w:tc>
         <w:tc>
           <w:tcPr>
-            <w:tcW w:w="1361" w:type="dxa"/>
+            <w:tcW w:w="1027" w:type="dxa"/>
             <w:gridSpan w:val="2"/>
             <w:tcBorders>
               <w:top w:val="dashSmallGap" w:sz="4" w:space="0" w:color="auto"/>
@@ -14587,7 +14574,7 @@
         </w:trPr>
         <w:tc>
           <w:tcPr>
-            <w:tcW w:w="1247" w:type="dxa"/>
+            <w:tcW w:w="941" w:type="dxa"/>
             <w:gridSpan w:val="2"/>
             <w:tcBorders>
               <w:top w:val="dashSmallGap" w:sz="4" w:space="0" w:color="auto"/>
@@ -14603,7 +14590,7 @@
         </w:tc>
         <w:tc>
           <w:tcPr>
-            <w:tcW w:w="1474" w:type="dxa"/>
+            <w:tcW w:w="1112" w:type="dxa"/>
             <w:gridSpan w:val="2"/>
             <w:tcBorders>
               <w:top w:val="dashSmallGap" w:sz="4" w:space="0" w:color="auto"/>
@@ -14619,7 +14606,7 @@
         </w:tc>
         <w:tc>
           <w:tcPr>
-            <w:tcW w:w="2098" w:type="dxa"/>
+            <w:tcW w:w="1583" w:type="dxa"/>
             <w:gridSpan w:val="3"/>
             <w:tcBorders>
               <w:top w:val="dashSmallGap" w:sz="4" w:space="0" w:color="auto"/>
@@ -14635,7 +14622,7 @@
         </w:tc>
         <w:tc>
           <w:tcPr>
-            <w:tcW w:w="10772" w:type="dxa"/>
+            <w:tcW w:w="8126" w:type="dxa"/>
             <w:gridSpan w:val="13"/>
             <w:tcBorders>
               <w:top w:val="dashSmallGap" w:sz="4" w:space="0" w:color="auto"/>
@@ -14651,7 +14638,7 @@
         </w:tc>
         <w:tc>
           <w:tcPr>
-            <w:tcW w:w="2098" w:type="dxa"/>
+            <w:tcW w:w="1583" w:type="dxa"/>
             <w:gridSpan w:val="3"/>
             <w:tcBorders>
               <w:top w:val="dashSmallGap" w:sz="4" w:space="0" w:color="auto"/>
@@ -14667,7 +14654,7 @@
         </w:tc>
         <w:tc>
           <w:tcPr>
-            <w:tcW w:w="1361" w:type="dxa"/>
+            <w:tcW w:w="1027" w:type="dxa"/>
             <w:gridSpan w:val="2"/>
             <w:tcBorders>
               <w:top w:val="dashSmallGap" w:sz="4" w:space="0" w:color="auto"/>
@@ -14683,7 +14670,7 @@
         </w:tc>
         <w:tc>
           <w:tcPr>
-            <w:tcW w:w="1361" w:type="dxa"/>
+            <w:tcW w:w="1027" w:type="dxa"/>
             <w:gridSpan w:val="2"/>
             <w:tcBorders>
               <w:top w:val="dashSmallGap" w:sz="4" w:space="0" w:color="auto"/>
@@ -14705,7 +14692,7 @@
         </w:trPr>
         <w:tc>
           <w:tcPr>
-            <w:tcW w:w="1247" w:type="dxa"/>
+            <w:tcW w:w="941" w:type="dxa"/>
             <w:gridSpan w:val="2"/>
             <w:tcBorders>
               <w:top w:val="dashSmallGap" w:sz="4" w:space="0" w:color="auto"/>
@@ -14721,7 +14708,7 @@
         </w:tc>
         <w:tc>
           <w:tcPr>
-            <w:tcW w:w="1474" w:type="dxa"/>
+            <w:tcW w:w="1112" w:type="dxa"/>
             <w:gridSpan w:val="2"/>
             <w:tcBorders>
               <w:top w:val="dashSmallGap" w:sz="4" w:space="0" w:color="auto"/>
@@ -14737,7 +14724,7 @@
         </w:tc>
         <w:tc>
           <w:tcPr>
-            <w:tcW w:w="2098" w:type="dxa"/>
+            <w:tcW w:w="1583" w:type="dxa"/>
             <w:gridSpan w:val="3"/>
             <w:tcBorders>
               <w:top w:val="dashSmallGap" w:sz="4" w:space="0" w:color="auto"/>
@@ -14753,7 +14740,7 @@
         </w:tc>
         <w:tc>
           <w:tcPr>
-            <w:tcW w:w="10772" w:type="dxa"/>
+            <w:tcW w:w="8126" w:type="dxa"/>
             <w:gridSpan w:val="13"/>
             <w:tcBorders>
               <w:top w:val="dashSmallGap" w:sz="4" w:space="0" w:color="auto"/>
@@ -14769,7 +14756,7 @@
         </w:tc>
         <w:tc>
           <w:tcPr>
-            <w:tcW w:w="2098" w:type="dxa"/>
+            <w:tcW w:w="1583" w:type="dxa"/>
             <w:gridSpan w:val="3"/>
             <w:tcBorders>
               <w:top w:val="dashSmallGap" w:sz="4" w:space="0" w:color="auto"/>
@@ -14785,7 +14772,7 @@
         </w:tc>
         <w:tc>
           <w:tcPr>
-            <w:tcW w:w="1361" w:type="dxa"/>
+            <w:tcW w:w="1027" w:type="dxa"/>
             <w:gridSpan w:val="2"/>
             <w:tcBorders>
               <w:top w:val="dashSmallGap" w:sz="4" w:space="0" w:color="auto"/>
@@ -14801,7 +14788,7 @@
         </w:tc>
         <w:tc>
           <w:tcPr>
-            <w:tcW w:w="1361" w:type="dxa"/>
+            <w:tcW w:w="1027" w:type="dxa"/>
             <w:gridSpan w:val="2"/>
             <w:tcBorders>
               <w:top w:val="dashSmallGap" w:sz="4" w:space="0" w:color="auto"/>
@@ -14823,7 +14810,7 @@
         </w:trPr>
         <w:tc>
           <w:tcPr>
-            <w:tcW w:w="1247" w:type="dxa"/>
+            <w:tcW w:w="941" w:type="dxa"/>
             <w:gridSpan w:val="2"/>
             <w:tcBorders>
               <w:top w:val="dashSmallGap" w:sz="4" w:space="0" w:color="auto"/>
@@ -14839,7 +14826,7 @@
         </w:tc>
         <w:tc>
           <w:tcPr>
-            <w:tcW w:w="1474" w:type="dxa"/>
+            <w:tcW w:w="1112" w:type="dxa"/>
             <w:gridSpan w:val="2"/>
             <w:tcBorders>
               <w:top w:val="dashSmallGap" w:sz="4" w:space="0" w:color="auto"/>
@@ -14855,7 +14842,7 @@
         </w:tc>
         <w:tc>
           <w:tcPr>
-            <w:tcW w:w="2098" w:type="dxa"/>
+            <w:tcW w:w="1583" w:type="dxa"/>
             <w:gridSpan w:val="3"/>
             <w:tcBorders>
               <w:top w:val="dashSmallGap" w:sz="4" w:space="0" w:color="auto"/>
@@ -14871,7 +14858,7 @@
         </w:tc>
         <w:tc>
           <w:tcPr>
-            <w:tcW w:w="10772" w:type="dxa"/>
+            <w:tcW w:w="8126" w:type="dxa"/>
             <w:gridSpan w:val="13"/>
             <w:tcBorders>
               <w:top w:val="dashSmallGap" w:sz="4" w:space="0" w:color="auto"/>
@@ -14887,7 +14874,7 @@
         </w:tc>
         <w:tc>
           <w:tcPr>
-            <w:tcW w:w="2098" w:type="dxa"/>
+            <w:tcW w:w="1583" w:type="dxa"/>
             <w:gridSpan w:val="3"/>
             <w:tcBorders>
               <w:top w:val="dashSmallGap" w:sz="4" w:space="0" w:color="auto"/>
@@ -14903,7 +14890,7 @@
         </w:tc>
         <w:tc>
           <w:tcPr>
-            <w:tcW w:w="1361" w:type="dxa"/>
+            <w:tcW w:w="1027" w:type="dxa"/>
             <w:gridSpan w:val="2"/>
             <w:tcBorders>
               <w:top w:val="dashSmallGap" w:sz="4" w:space="0" w:color="auto"/>
@@ -14919,7 +14906,7 @@
         </w:tc>
         <w:tc>
           <w:tcPr>
-            <w:tcW w:w="1361" w:type="dxa"/>
+            <w:tcW w:w="1027" w:type="dxa"/>
             <w:gridSpan w:val="2"/>
             <w:tcBorders>
               <w:top w:val="dashSmallGap" w:sz="4" w:space="0" w:color="auto"/>
@@ -14941,7 +14928,7 @@
         </w:trPr>
         <w:tc>
           <w:tcPr>
-            <w:tcW w:w="1247" w:type="dxa"/>
+            <w:tcW w:w="941" w:type="dxa"/>
             <w:gridSpan w:val="2"/>
             <w:tcBorders>
               <w:top w:val="dashSmallGap" w:sz="4" w:space="0" w:color="auto"/>
@@ -14957,7 +14944,7 @@
         </w:tc>
         <w:tc>
           <w:tcPr>
-            <w:tcW w:w="1474" w:type="dxa"/>
+            <w:tcW w:w="1112" w:type="dxa"/>
             <w:gridSpan w:val="2"/>
             <w:tcBorders>
               <w:top w:val="dashSmallGap" w:sz="4" w:space="0" w:color="auto"/>
@@ -14973,7 +14960,7 @@
         </w:tc>
         <w:tc>
           <w:tcPr>
-            <w:tcW w:w="2098" w:type="dxa"/>
+            <w:tcW w:w="1583" w:type="dxa"/>
             <w:gridSpan w:val="3"/>
             <w:tcBorders>
               <w:top w:val="dashSmallGap" w:sz="4" w:space="0" w:color="auto"/>
@@ -14989,7 +14976,7 @@
         </w:tc>
         <w:tc>
           <w:tcPr>
-            <w:tcW w:w="10772" w:type="dxa"/>
+            <w:tcW w:w="8126" w:type="dxa"/>
             <w:gridSpan w:val="13"/>
             <w:tcBorders>
               <w:top w:val="dashSmallGap" w:sz="4" w:space="0" w:color="auto"/>
@@ -15005,7 +14992,7 @@
         </w:tc>
         <w:tc>
           <w:tcPr>
-            <w:tcW w:w="2098" w:type="dxa"/>
+            <w:tcW w:w="1583" w:type="dxa"/>
             <w:gridSpan w:val="3"/>
             <w:tcBorders>
               <w:top w:val="dashSmallGap" w:sz="4" w:space="0" w:color="auto"/>
@@ -15021,7 +15008,7 @@
         </w:tc>
         <w:tc>
           <w:tcPr>
-            <w:tcW w:w="1361" w:type="dxa"/>
+            <w:tcW w:w="1027" w:type="dxa"/>
             <w:gridSpan w:val="2"/>
             <w:tcBorders>
               <w:top w:val="dashSmallGap" w:sz="4" w:space="0" w:color="auto"/>
@@ -15037,7 +15024,7 @@
         </w:tc>
         <w:tc>
           <w:tcPr>
-            <w:tcW w:w="1361" w:type="dxa"/>
+            <w:tcW w:w="1027" w:type="dxa"/>
             <w:gridSpan w:val="2"/>
             <w:tcBorders>
               <w:top w:val="dashSmallGap" w:sz="4" w:space="0" w:color="auto"/>
@@ -15059,7 +15046,7 @@
         </w:trPr>
         <w:tc>
           <w:tcPr>
-            <w:tcW w:w="1247" w:type="dxa"/>
+            <w:tcW w:w="941" w:type="dxa"/>
             <w:gridSpan w:val="2"/>
             <w:tcBorders>
               <w:top w:val="dashSmallGap" w:sz="4" w:space="0" w:color="auto"/>
@@ -15075,7 +15062,7 @@
         </w:tc>
         <w:tc>
           <w:tcPr>
-            <w:tcW w:w="1474" w:type="dxa"/>
+            <w:tcW w:w="1112" w:type="dxa"/>
             <w:gridSpan w:val="2"/>
             <w:tcBorders>
               <w:top w:val="dashSmallGap" w:sz="4" w:space="0" w:color="auto"/>
@@ -15091,7 +15078,7 @@
         </w:tc>
         <w:tc>
           <w:tcPr>
-            <w:tcW w:w="2098" w:type="dxa"/>
+            <w:tcW w:w="1583" w:type="dxa"/>
             <w:gridSpan w:val="3"/>
             <w:tcBorders>
               <w:top w:val="dashSmallGap" w:sz="4" w:space="0" w:color="auto"/>
@@ -15107,7 +15094,7 @@
         </w:tc>
         <w:tc>
           <w:tcPr>
-            <w:tcW w:w="10772" w:type="dxa"/>
+            <w:tcW w:w="8126" w:type="dxa"/>
             <w:gridSpan w:val="13"/>
             <w:tcBorders>
               <w:top w:val="dashSmallGap" w:sz="4" w:space="0" w:color="auto"/>
@@ -15123,7 +15110,7 @@
         </w:tc>
         <w:tc>
           <w:tcPr>
-            <w:tcW w:w="2098" w:type="dxa"/>
+            <w:tcW w:w="1583" w:type="dxa"/>
             <w:gridSpan w:val="3"/>
             <w:tcBorders>
               <w:top w:val="dashSmallGap" w:sz="4" w:space="0" w:color="auto"/>
@@ -15139,7 +15126,7 @@
         </w:tc>
         <w:tc>
           <w:tcPr>
-            <w:tcW w:w="1361" w:type="dxa"/>
+            <w:tcW w:w="1027" w:type="dxa"/>
             <w:gridSpan w:val="2"/>
             <w:tcBorders>
               <w:top w:val="dashSmallGap" w:sz="4" w:space="0" w:color="auto"/>
@@ -15155,7 +15142,7 @@
         </w:tc>
         <w:tc>
           <w:tcPr>
-            <w:tcW w:w="1361" w:type="dxa"/>
+            <w:tcW w:w="1027" w:type="dxa"/>
             <w:gridSpan w:val="2"/>
             <w:tcBorders>
               <w:top w:val="dashSmallGap" w:sz="4" w:space="0" w:color="auto"/>
@@ -15177,7 +15164,7 @@
         </w:trPr>
         <w:tc>
           <w:tcPr>
-            <w:tcW w:w="1247" w:type="dxa"/>
+            <w:tcW w:w="941" w:type="dxa"/>
             <w:gridSpan w:val="2"/>
             <w:tcBorders>
               <w:top w:val="dashSmallGap" w:sz="4" w:space="0" w:color="auto"/>
@@ -15193,7 +15180,7 @@
         </w:tc>
         <w:tc>
           <w:tcPr>
-            <w:tcW w:w="1474" w:type="dxa"/>
+            <w:tcW w:w="1112" w:type="dxa"/>
             <w:gridSpan w:val="2"/>
             <w:tcBorders>
               <w:top w:val="dashSmallGap" w:sz="4" w:space="0" w:color="auto"/>
@@ -15209,7 +15196,7 @@
         </w:tc>
         <w:tc>
           <w:tcPr>
-            <w:tcW w:w="2098" w:type="dxa"/>
+            <w:tcW w:w="1583" w:type="dxa"/>
             <w:gridSpan w:val="3"/>
             <w:tcBorders>
               <w:top w:val="dashSmallGap" w:sz="4" w:space="0" w:color="auto"/>
@@ -15225,7 +15212,7 @@
         </w:tc>
         <w:tc>
           <w:tcPr>
-            <w:tcW w:w="10772" w:type="dxa"/>
+            <w:tcW w:w="8126" w:type="dxa"/>
             <w:gridSpan w:val="13"/>
             <w:tcBorders>
               <w:top w:val="dashSmallGap" w:sz="4" w:space="0" w:color="auto"/>
@@ -15241,7 +15228,7 @@
         </w:tc>
         <w:tc>
           <w:tcPr>
-            <w:tcW w:w="2098" w:type="dxa"/>
+            <w:tcW w:w="1583" w:type="dxa"/>
             <w:gridSpan w:val="3"/>
             <w:tcBorders>
               <w:top w:val="dashSmallGap" w:sz="4" w:space="0" w:color="auto"/>
@@ -15257,7 +15244,7 @@
         </w:tc>
         <w:tc>
           <w:tcPr>
-            <w:tcW w:w="1361" w:type="dxa"/>
+            <w:tcW w:w="1027" w:type="dxa"/>
             <w:gridSpan w:val="2"/>
             <w:tcBorders>
               <w:top w:val="dashSmallGap" w:sz="4" w:space="0" w:color="auto"/>
@@ -15273,7 +15260,7 @@
         </w:tc>
         <w:tc>
           <w:tcPr>
-            <w:tcW w:w="1361" w:type="dxa"/>
+            <w:tcW w:w="1027" w:type="dxa"/>
             <w:gridSpan w:val="2"/>
             <w:tcBorders>
               <w:top w:val="dashSmallGap" w:sz="4" w:space="0" w:color="auto"/>
@@ -15295,7 +15282,7 @@
         </w:trPr>
         <w:tc>
           <w:tcPr>
-            <w:tcW w:w="1247" w:type="dxa"/>
+            <w:tcW w:w="941" w:type="dxa"/>
             <w:gridSpan w:val="2"/>
             <w:tcBorders>
               <w:top w:val="dashSmallGap" w:sz="4" w:space="0" w:color="auto"/>
@@ -15311,7 +15298,7 @@
         </w:tc>
         <w:tc>
           <w:tcPr>
-            <w:tcW w:w="1474" w:type="dxa"/>
+            <w:tcW w:w="1112" w:type="dxa"/>
             <w:gridSpan w:val="2"/>
             <w:tcBorders>
               <w:top w:val="dashSmallGap" w:sz="4" w:space="0" w:color="auto"/>
@@ -15327,7 +15314,7 @@
         </w:tc>
         <w:tc>
           <w:tcPr>
-            <w:tcW w:w="2098" w:type="dxa"/>
+            <w:tcW w:w="1583" w:type="dxa"/>
             <w:gridSpan w:val="3"/>
             <w:tcBorders>
               <w:top w:val="dashSmallGap" w:sz="4" w:space="0" w:color="auto"/>
@@ -15343,7 +15330,7 @@
         </w:tc>
         <w:tc>
           <w:tcPr>
-            <w:tcW w:w="10772" w:type="dxa"/>
+            <w:tcW w:w="8126" w:type="dxa"/>
             <w:gridSpan w:val="13"/>
             <w:tcBorders>
               <w:top w:val="dashSmallGap" w:sz="4" w:space="0" w:color="auto"/>
@@ -15359,7 +15346,7 @@
         </w:tc>
         <w:tc>
           <w:tcPr>
-            <w:tcW w:w="2098" w:type="dxa"/>
+            <w:tcW w:w="1583" w:type="dxa"/>
             <w:gridSpan w:val="3"/>
             <w:tcBorders>
               <w:top w:val="dashSmallGap" w:sz="4" w:space="0" w:color="auto"/>
@@ -15375,7 +15362,7 @@
         </w:tc>
         <w:tc>
           <w:tcPr>
-            <w:tcW w:w="1361" w:type="dxa"/>
+            <w:tcW w:w="1027" w:type="dxa"/>
             <w:gridSpan w:val="2"/>
             <w:tcBorders>
               <w:top w:val="dashSmallGap" w:sz="4" w:space="0" w:color="auto"/>
@@ -15391,7 +15378,7 @@
         </w:tc>
         <w:tc>
           <w:tcPr>
-            <w:tcW w:w="1361" w:type="dxa"/>
+            <w:tcW w:w="1027" w:type="dxa"/>
             <w:gridSpan w:val="2"/>
             <w:tcBorders>
               <w:top w:val="dashSmallGap" w:sz="4" w:space="0" w:color="auto"/>
@@ -15413,7 +15400,7 @@
         </w:trPr>
         <w:tc>
           <w:tcPr>
-            <w:tcW w:w="1247" w:type="dxa"/>
+            <w:tcW w:w="941" w:type="dxa"/>
             <w:gridSpan w:val="2"/>
             <w:tcBorders>
               <w:top w:val="dashSmallGap" w:sz="4" w:space="0" w:color="auto"/>
@@ -15429,7 +15416,7 @@
         </w:tc>
         <w:tc>
           <w:tcPr>
-            <w:tcW w:w="1474" w:type="dxa"/>
+            <w:tcW w:w="1112" w:type="dxa"/>
             <w:gridSpan w:val="2"/>
             <w:tcBorders>
               <w:top w:val="dashSmallGap" w:sz="4" w:space="0" w:color="auto"/>
@@ -15445,7 +15432,7 @@
         </w:tc>
         <w:tc>
           <w:tcPr>
-            <w:tcW w:w="2098" w:type="dxa"/>
+            <w:tcW w:w="1583" w:type="dxa"/>
             <w:gridSpan w:val="3"/>
             <w:tcBorders>
               <w:top w:val="dashSmallGap" w:sz="4" w:space="0" w:color="auto"/>
@@ -15461,7 +15448,7 @@
         </w:tc>
         <w:tc>
           <w:tcPr>
-            <w:tcW w:w="10772" w:type="dxa"/>
+            <w:tcW w:w="8126" w:type="dxa"/>
             <w:gridSpan w:val="13"/>
             <w:tcBorders>
               <w:top w:val="dashSmallGap" w:sz="4" w:space="0" w:color="auto"/>
@@ -15477,7 +15464,7 @@
         </w:tc>
         <w:tc>
           <w:tcPr>
-            <w:tcW w:w="2098" w:type="dxa"/>
+            <w:tcW w:w="1583" w:type="dxa"/>
             <w:gridSpan w:val="3"/>
             <w:tcBorders>
               <w:top w:val="dashSmallGap" w:sz="4" w:space="0" w:color="auto"/>
@@ -15493,7 +15480,7 @@
         </w:tc>
         <w:tc>
           <w:tcPr>
-            <w:tcW w:w="1361" w:type="dxa"/>
+            <w:tcW w:w="1027" w:type="dxa"/>
             <w:gridSpan w:val="2"/>
             <w:tcBorders>
               <w:top w:val="dashSmallGap" w:sz="4" w:space="0" w:color="auto"/>
@@ -15509,7 +15496,7 @@
         </w:tc>
         <w:tc>
           <w:tcPr>
-            <w:tcW w:w="1361" w:type="dxa"/>
+            <w:tcW w:w="1027" w:type="dxa"/>
             <w:gridSpan w:val="2"/>
             <w:tcBorders>
               <w:top w:val="dashSmallGap" w:sz="4" w:space="0" w:color="auto"/>
@@ -15531,7 +15518,7 @@
         </w:trPr>
         <w:tc>
           <w:tcPr>
-            <w:tcW w:w="1247" w:type="dxa"/>
+            <w:tcW w:w="941" w:type="dxa"/>
             <w:gridSpan w:val="2"/>
             <w:tcBorders>
               <w:top w:val="dashSmallGap" w:sz="4" w:space="0" w:color="auto"/>
@@ -15547,7 +15534,7 @@
         </w:tc>
         <w:tc>
           <w:tcPr>
-            <w:tcW w:w="1474" w:type="dxa"/>
+            <w:tcW w:w="1112" w:type="dxa"/>
             <w:gridSpan w:val="2"/>
             <w:tcBorders>
               <w:top w:val="dashSmallGap" w:sz="4" w:space="0" w:color="auto"/>
@@ -15563,7 +15550,7 @@
         </w:tc>
         <w:tc>
           <w:tcPr>
-            <w:tcW w:w="2098" w:type="dxa"/>
+            <w:tcW w:w="1583" w:type="dxa"/>
             <w:gridSpan w:val="3"/>
             <w:tcBorders>
               <w:top w:val="dashSmallGap" w:sz="4" w:space="0" w:color="auto"/>
@@ -15579,7 +15566,7 @@
         </w:tc>
         <w:tc>
           <w:tcPr>
-            <w:tcW w:w="10772" w:type="dxa"/>
+            <w:tcW w:w="8126" w:type="dxa"/>
             <w:gridSpan w:val="13"/>
             <w:tcBorders>
               <w:top w:val="dashSmallGap" w:sz="4" w:space="0" w:color="auto"/>
@@ -15595,7 +15582,7 @@
         </w:tc>
         <w:tc>
           <w:tcPr>
-            <w:tcW w:w="2098" w:type="dxa"/>
+            <w:tcW w:w="1583" w:type="dxa"/>
             <w:gridSpan w:val="3"/>
             <w:tcBorders>
               <w:top w:val="dashSmallGap" w:sz="4" w:space="0" w:color="auto"/>
@@ -15611,7 +15598,7 @@
         </w:tc>
         <w:tc>
           <w:tcPr>
-            <w:tcW w:w="1361" w:type="dxa"/>
+            <w:tcW w:w="1027" w:type="dxa"/>
             <w:gridSpan w:val="2"/>
             <w:tcBorders>
               <w:top w:val="dashSmallGap" w:sz="4" w:space="0" w:color="auto"/>
@@ -15627,7 +15614,7 @@
         </w:tc>
         <w:tc>
           <w:tcPr>
-            <w:tcW w:w="1361" w:type="dxa"/>
+            <w:tcW w:w="1027" w:type="dxa"/>
             <w:gridSpan w:val="2"/>
             <w:tcBorders>
               <w:top w:val="dashSmallGap" w:sz="4" w:space="0" w:color="auto"/>
@@ -15649,7 +15636,7 @@
         </w:trPr>
         <w:tc>
           <w:tcPr>
-            <w:tcW w:w="1247" w:type="dxa"/>
+            <w:tcW w:w="941" w:type="dxa"/>
             <w:gridSpan w:val="2"/>
             <w:tcBorders>
               <w:top w:val="dashSmallGap" w:sz="4" w:space="0" w:color="auto"/>
@@ -15665,7 +15652,7 @@
         </w:tc>
         <w:tc>
           <w:tcPr>
-            <w:tcW w:w="1474" w:type="dxa"/>
+            <w:tcW w:w="1112" w:type="dxa"/>
             <w:gridSpan w:val="2"/>
             <w:tcBorders>
               <w:top w:val="dashSmallGap" w:sz="4" w:space="0" w:color="auto"/>
@@ -15681,7 +15668,7 @@
         </w:tc>
         <w:tc>
           <w:tcPr>
-            <w:tcW w:w="2098" w:type="dxa"/>
+            <w:tcW w:w="1583" w:type="dxa"/>
             <w:gridSpan w:val="3"/>
             <w:tcBorders>
               <w:top w:val="dashSmallGap" w:sz="4" w:space="0" w:color="auto"/>
@@ -15697,7 +15684,7 @@
         </w:tc>
         <w:tc>
           <w:tcPr>
-            <w:tcW w:w="10772" w:type="dxa"/>
+            <w:tcW w:w="8126" w:type="dxa"/>
             <w:gridSpan w:val="13"/>
             <w:tcBorders>
               <w:top w:val="dashSmallGap" w:sz="4" w:space="0" w:color="auto"/>
@@ -15713,7 +15700,7 @@
         </w:tc>
         <w:tc>
           <w:tcPr>
-            <w:tcW w:w="2098" w:type="dxa"/>
+            <w:tcW w:w="1583" w:type="dxa"/>
             <w:gridSpan w:val="3"/>
             <w:tcBorders>
               <w:top w:val="dashSmallGap" w:sz="4" w:space="0" w:color="auto"/>
@@ -15729,7 +15716,7 @@
         </w:tc>
         <w:tc>
           <w:tcPr>
-            <w:tcW w:w="1361" w:type="dxa"/>
+            <w:tcW w:w="1027" w:type="dxa"/>
             <w:gridSpan w:val="2"/>
             <w:tcBorders>
               <w:top w:val="dashSmallGap" w:sz="4" w:space="0" w:color="auto"/>
@@ -15745,7 +15732,7 @@
         </w:tc>
         <w:tc>
           <w:tcPr>
-            <w:tcW w:w="1361" w:type="dxa"/>
+            <w:tcW w:w="1027" w:type="dxa"/>
             <w:gridSpan w:val="2"/>
             <w:tcBorders>
               <w:top w:val="dashSmallGap" w:sz="4" w:space="0" w:color="auto"/>
@@ -15767,7 +15754,7 @@
         </w:trPr>
         <w:tc>
           <w:tcPr>
-            <w:tcW w:w="1247" w:type="dxa"/>
+            <w:tcW w:w="941" w:type="dxa"/>
             <w:gridSpan w:val="2"/>
             <w:tcBorders>
               <w:top w:val="dashSmallGap" w:sz="4" w:space="0" w:color="auto"/>
@@ -15783,7 +15770,7 @@
         </w:tc>
         <w:tc>
           <w:tcPr>
-            <w:tcW w:w="1474" w:type="dxa"/>
+            <w:tcW w:w="1112" w:type="dxa"/>
             <w:gridSpan w:val="2"/>
             <w:tcBorders>
               <w:top w:val="dashSmallGap" w:sz="4" w:space="0" w:color="auto"/>
@@ -15799,7 +15786,7 @@
         </w:tc>
         <w:tc>
           <w:tcPr>
-            <w:tcW w:w="2098" w:type="dxa"/>
+            <w:tcW w:w="1583" w:type="dxa"/>
             <w:gridSpan w:val="3"/>
             <w:tcBorders>
               <w:top w:val="dashSmallGap" w:sz="4" w:space="0" w:color="auto"/>
@@ -15815,7 +15802,7 @@
         </w:tc>
         <w:tc>
           <w:tcPr>
-            <w:tcW w:w="10772" w:type="dxa"/>
+            <w:tcW w:w="8126" w:type="dxa"/>
             <w:gridSpan w:val="13"/>
             <w:tcBorders>
               <w:top w:val="dashSmallGap" w:sz="4" w:space="0" w:color="auto"/>
@@ -15831,7 +15818,7 @@
         </w:tc>
         <w:tc>
           <w:tcPr>
-            <w:tcW w:w="2098" w:type="dxa"/>
+            <w:tcW w:w="1583" w:type="dxa"/>
             <w:gridSpan w:val="3"/>
             <w:tcBorders>
               <w:top w:val="dashSmallGap" w:sz="4" w:space="0" w:color="auto"/>
@@ -15847,7 +15834,7 @@
         </w:tc>
         <w:tc>
           <w:tcPr>
-            <w:tcW w:w="1361" w:type="dxa"/>
+            <w:tcW w:w="1027" w:type="dxa"/>
             <w:gridSpan w:val="2"/>
             <w:tcBorders>
               <w:top w:val="dashSmallGap" w:sz="4" w:space="0" w:color="auto"/>
@@ -15863,7 +15850,7 @@
         </w:tc>
         <w:tc>
           <w:tcPr>
-            <w:tcW w:w="1361" w:type="dxa"/>
+            <w:tcW w:w="1027" w:type="dxa"/>
             <w:gridSpan w:val="2"/>
             <w:tcBorders>
               <w:top w:val="dashSmallGap" w:sz="4" w:space="0" w:color="auto"/>
@@ -15885,7 +15872,7 @@
         </w:trPr>
         <w:tc>
           <w:tcPr>
-            <w:tcW w:w="1247" w:type="dxa"/>
+            <w:tcW w:w="941" w:type="dxa"/>
             <w:gridSpan w:val="2"/>
             <w:tcBorders>
               <w:top w:val="dashSmallGap" w:sz="4" w:space="0" w:color="auto"/>
@@ -15901,7 +15888,7 @@
         </w:tc>
         <w:tc>
           <w:tcPr>
-            <w:tcW w:w="1474" w:type="dxa"/>
+            <w:tcW w:w="1112" w:type="dxa"/>
             <w:gridSpan w:val="2"/>
             <w:tcBorders>
               <w:top w:val="dashSmallGap" w:sz="4" w:space="0" w:color="auto"/>
@@ -15917,7 +15904,7 @@
         </w:tc>
         <w:tc>
           <w:tcPr>
-            <w:tcW w:w="2098" w:type="dxa"/>
+            <w:tcW w:w="1583" w:type="dxa"/>
             <w:gridSpan w:val="3"/>
             <w:tcBorders>
               <w:top w:val="dashSmallGap" w:sz="4" w:space="0" w:color="auto"/>
@@ -15933,7 +15920,7 @@
         </w:tc>
         <w:tc>
           <w:tcPr>
-            <w:tcW w:w="10772" w:type="dxa"/>
+            <w:tcW w:w="8126" w:type="dxa"/>
             <w:gridSpan w:val="13"/>
             <w:tcBorders>
               <w:top w:val="dashSmallGap" w:sz="4" w:space="0" w:color="auto"/>
@@ -15949,7 +15936,7 @@
         </w:tc>
         <w:tc>
           <w:tcPr>
-            <w:tcW w:w="2098" w:type="dxa"/>
+            <w:tcW w:w="1583" w:type="dxa"/>
             <w:gridSpan w:val="3"/>
             <w:tcBorders>
               <w:top w:val="dashSmallGap" w:sz="4" w:space="0" w:color="auto"/>
@@ -15965,7 +15952,7 @@
         </w:tc>
         <w:tc>
           <w:tcPr>
-            <w:tcW w:w="1361" w:type="dxa"/>
+            <w:tcW w:w="1027" w:type="dxa"/>
             <w:gridSpan w:val="2"/>
             <w:tcBorders>
               <w:top w:val="dashSmallGap" w:sz="4" w:space="0" w:color="auto"/>
@@ -15981,7 +15968,7 @@
         </w:tc>
         <w:tc>
           <w:tcPr>
-            <w:tcW w:w="1361" w:type="dxa"/>
+            <w:tcW w:w="1027" w:type="dxa"/>
             <w:gridSpan w:val="2"/>
             <w:tcBorders>
               <w:top w:val="dashSmallGap" w:sz="4" w:space="0" w:color="auto"/>
@@ -16003,7 +15990,7 @@
         </w:trPr>
         <w:tc>
           <w:tcPr>
-            <w:tcW w:w="1247" w:type="dxa"/>
+            <w:tcW w:w="941" w:type="dxa"/>
             <w:gridSpan w:val="2"/>
             <w:tcBorders>
               <w:top w:val="dashSmallGap" w:sz="4" w:space="0" w:color="auto"/>
@@ -16019,7 +16006,7 @@
         </w:tc>
         <w:tc>
           <w:tcPr>
-            <w:tcW w:w="1474" w:type="dxa"/>
+            <w:tcW w:w="1112" w:type="dxa"/>
             <w:gridSpan w:val="2"/>
             <w:tcBorders>
               <w:top w:val="dashSmallGap" w:sz="4" w:space="0" w:color="auto"/>
@@ -16035,7 +16022,7 @@
         </w:tc>
         <w:tc>
           <w:tcPr>
-            <w:tcW w:w="2098" w:type="dxa"/>
+            <w:tcW w:w="1583" w:type="dxa"/>
             <w:gridSpan w:val="3"/>
             <w:tcBorders>
               <w:top w:val="dashSmallGap" w:sz="4" w:space="0" w:color="auto"/>
@@ -16051,7 +16038,7 @@
         </w:tc>
         <w:tc>
           <w:tcPr>
-            <w:tcW w:w="10772" w:type="dxa"/>
+            <w:tcW w:w="8126" w:type="dxa"/>
             <w:gridSpan w:val="13"/>
             <w:tcBorders>
               <w:top w:val="dashSmallGap" w:sz="4" w:space="0" w:color="auto"/>
@@ -16067,7 +16054,7 @@
         </w:tc>
         <w:tc>
           <w:tcPr>
-            <w:tcW w:w="2098" w:type="dxa"/>
+            <w:tcW w:w="1583" w:type="dxa"/>
             <w:gridSpan w:val="3"/>
             <w:tcBorders>
               <w:top w:val="dashSmallGap" w:sz="4" w:space="0" w:color="auto"/>
@@ -16083,7 +16070,7 @@
         </w:tc>
         <w:tc>
           <w:tcPr>
-            <w:tcW w:w="1361" w:type="dxa"/>
+            <w:tcW w:w="1027" w:type="dxa"/>
             <w:gridSpan w:val="2"/>
             <w:tcBorders>
               <w:top w:val="dashSmallGap" w:sz="4" w:space="0" w:color="auto"/>
@@ -16099,7 +16086,7 @@
         </w:tc>
         <w:tc>
           <w:tcPr>
-            <w:tcW w:w="1361" w:type="dxa"/>
+            <w:tcW w:w="1027" w:type="dxa"/>
             <w:gridSpan w:val="2"/>
             <w:tcBorders>
               <w:top w:val="dashSmallGap" w:sz="4" w:space="0" w:color="auto"/>
@@ -16121,7 +16108,7 @@
         </w:trPr>
         <w:tc>
           <w:tcPr>
-            <w:tcW w:w="1247" w:type="dxa"/>
+            <w:tcW w:w="941" w:type="dxa"/>
             <w:gridSpan w:val="2"/>
             <w:tcBorders>
               <w:top w:val="dashSmallGap" w:sz="4" w:space="0" w:color="auto"/>
@@ -16137,7 +16124,7 @@
         </w:tc>
         <w:tc>
           <w:tcPr>
-            <w:tcW w:w="1474" w:type="dxa"/>
+            <w:tcW w:w="1112" w:type="dxa"/>
             <w:gridSpan w:val="2"/>
             <w:tcBorders>
               <w:top w:val="dashSmallGap" w:sz="4" w:space="0" w:color="auto"/>
@@ -16153,7 +16140,7 @@
         </w:tc>
         <w:tc>
           <w:tcPr>
-            <w:tcW w:w="2098" w:type="dxa"/>
+            <w:tcW w:w="1583" w:type="dxa"/>
             <w:gridSpan w:val="3"/>
             <w:tcBorders>
               <w:top w:val="dashSmallGap" w:sz="4" w:space="0" w:color="auto"/>
@@ -16169,7 +16156,7 @@
         </w:tc>
         <w:tc>
           <w:tcPr>
-            <w:tcW w:w="10772" w:type="dxa"/>
+            <w:tcW w:w="8126" w:type="dxa"/>
             <w:gridSpan w:val="13"/>
             <w:tcBorders>
               <w:top w:val="dashSmallGap" w:sz="4" w:space="0" w:color="auto"/>
@@ -16185,7 +16172,7 @@
         </w:tc>
         <w:tc>
           <w:tcPr>
-            <w:tcW w:w="2098" w:type="dxa"/>
+            <w:tcW w:w="1583" w:type="dxa"/>
             <w:gridSpan w:val="3"/>
             <w:tcBorders>
               <w:top w:val="dashSmallGap" w:sz="4" w:space="0" w:color="auto"/>
@@ -16201,7 +16188,7 @@
         </w:tc>
         <w:tc>
           <w:tcPr>
-            <w:tcW w:w="1361" w:type="dxa"/>
+            <w:tcW w:w="1027" w:type="dxa"/>
             <w:gridSpan w:val="2"/>
             <w:tcBorders>
               <w:top w:val="dashSmallGap" w:sz="4" w:space="0" w:color="auto"/>
@@ -16217,7 +16204,7 @@
         </w:tc>
         <w:tc>
           <w:tcPr>
-            <w:tcW w:w="1361" w:type="dxa"/>
+            <w:tcW w:w="1027" w:type="dxa"/>
             <w:gridSpan w:val="2"/>
             <w:tcBorders>
               <w:top w:val="dashSmallGap" w:sz="4" w:space="0" w:color="auto"/>
@@ -16239,7 +16226,7 @@
         </w:trPr>
         <w:tc>
           <w:tcPr>
-            <w:tcW w:w="1247" w:type="dxa"/>
+            <w:tcW w:w="941" w:type="dxa"/>
             <w:gridSpan w:val="2"/>
             <w:tcBorders>
               <w:top w:val="dashSmallGap" w:sz="4" w:space="0" w:color="auto"/>
@@ -16255,7 +16242,7 @@
         </w:tc>
         <w:tc>
           <w:tcPr>
-            <w:tcW w:w="1474" w:type="dxa"/>
+            <w:tcW w:w="1112" w:type="dxa"/>
             <w:gridSpan w:val="2"/>
             <w:tcBorders>
               <w:top w:val="dashSmallGap" w:sz="4" w:space="0" w:color="auto"/>
@@ -16271,7 +16258,7 @@
         </w:tc>
         <w:tc>
           <w:tcPr>
-            <w:tcW w:w="2098" w:type="dxa"/>
+            <w:tcW w:w="1583" w:type="dxa"/>
             <w:gridSpan w:val="3"/>
             <w:tcBorders>
               <w:top w:val="dashSmallGap" w:sz="4" w:space="0" w:color="auto"/>
@@ -16287,7 +16274,7 @@
         </w:tc>
         <w:tc>
           <w:tcPr>
-            <w:tcW w:w="10772" w:type="dxa"/>
+            <w:tcW w:w="8126" w:type="dxa"/>
             <w:gridSpan w:val="13"/>
             <w:tcBorders>
               <w:top w:val="dashSmallGap" w:sz="4" w:space="0" w:color="auto"/>
@@ -16303,7 +16290,7 @@
         </w:tc>
         <w:tc>
           <w:tcPr>
-            <w:tcW w:w="2098" w:type="dxa"/>
+            <w:tcW w:w="1583" w:type="dxa"/>
             <w:gridSpan w:val="3"/>
             <w:tcBorders>
               <w:top w:val="dashSmallGap" w:sz="4" w:space="0" w:color="auto"/>
@@ -16319,7 +16306,7 @@
         </w:tc>
         <w:tc>
           <w:tcPr>
-            <w:tcW w:w="1361" w:type="dxa"/>
+            <w:tcW w:w="1027" w:type="dxa"/>
             <w:gridSpan w:val="2"/>
             <w:tcBorders>
               <w:top w:val="dashSmallGap" w:sz="4" w:space="0" w:color="auto"/>
@@ -16335,7 +16322,7 @@
         </w:tc>
         <w:tc>
           <w:tcPr>
-            <w:tcW w:w="1361" w:type="dxa"/>
+            <w:tcW w:w="1027" w:type="dxa"/>
             <w:gridSpan w:val="2"/>
             <w:tcBorders>
               <w:top w:val="dashSmallGap" w:sz="4" w:space="0" w:color="auto"/>
@@ -16357,7 +16344,7 @@
         </w:trPr>
         <w:tc>
           <w:tcPr>
-            <w:tcW w:w="1247" w:type="dxa"/>
+            <w:tcW w:w="941" w:type="dxa"/>
             <w:gridSpan w:val="2"/>
             <w:tcBorders>
               <w:top w:val="dashSmallGap" w:sz="4" w:space="0" w:color="auto"/>
@@ -16373,7 +16360,7 @@
         </w:tc>
         <w:tc>
           <w:tcPr>
-            <w:tcW w:w="1474" w:type="dxa"/>
+            <w:tcW w:w="1112" w:type="dxa"/>
             <w:gridSpan w:val="2"/>
             <w:tcBorders>
               <w:top w:val="dashSmallGap" w:sz="4" w:space="0" w:color="auto"/>
@@ -16389,7 +16376,7 @@
         </w:tc>
         <w:tc>
           <w:tcPr>
-            <w:tcW w:w="2098" w:type="dxa"/>
+            <w:tcW w:w="1583" w:type="dxa"/>
             <w:gridSpan w:val="3"/>
             <w:tcBorders>
               <w:top w:val="dashSmallGap" w:sz="4" w:space="0" w:color="auto"/>
@@ -16405,7 +16392,7 @@
         </w:tc>
         <w:tc>
           <w:tcPr>
-            <w:tcW w:w="10772" w:type="dxa"/>
+            <w:tcW w:w="8126" w:type="dxa"/>
             <w:gridSpan w:val="13"/>
             <w:tcBorders>
               <w:top w:val="dashSmallGap" w:sz="4" w:space="0" w:color="auto"/>
@@ -16421,7 +16408,7 @@
         </w:tc>
         <w:tc>
           <w:tcPr>
-            <w:tcW w:w="2098" w:type="dxa"/>
+            <w:tcW w:w="1583" w:type="dxa"/>
             <w:gridSpan w:val="3"/>
             <w:tcBorders>
               <w:top w:val="dashSmallGap" w:sz="4" w:space="0" w:color="auto"/>
@@ -16437,7 +16424,7 @@
         </w:tc>
         <w:tc>
           <w:tcPr>
-            <w:tcW w:w="1361" w:type="dxa"/>
+            <w:tcW w:w="1027" w:type="dxa"/>
             <w:gridSpan w:val="2"/>
             <w:tcBorders>
               <w:top w:val="dashSmallGap" w:sz="4" w:space="0" w:color="auto"/>
@@ -16453,7 +16440,7 @@
         </w:tc>
         <w:tc>
           <w:tcPr>
-            <w:tcW w:w="1361" w:type="dxa"/>
+            <w:tcW w:w="1027" w:type="dxa"/>
             <w:gridSpan w:val="2"/>
             <w:tcBorders>
               <w:top w:val="dashSmallGap" w:sz="4" w:space="0" w:color="auto"/>
@@ -16475,7 +16462,7 @@
         </w:trPr>
         <w:tc>
           <w:tcPr>
-            <w:tcW w:w="1247" w:type="dxa"/>
+            <w:tcW w:w="941" w:type="dxa"/>
             <w:gridSpan w:val="2"/>
             <w:tcBorders>
               <w:top w:val="dashSmallGap" w:sz="4" w:space="0" w:color="auto"/>
@@ -16491,7 +16478,7 @@
         </w:tc>
         <w:tc>
           <w:tcPr>
-            <w:tcW w:w="1474" w:type="dxa"/>
+            <w:tcW w:w="1112" w:type="dxa"/>
             <w:gridSpan w:val="2"/>
             <w:tcBorders>
               <w:top w:val="dashSmallGap" w:sz="4" w:space="0" w:color="auto"/>
@@ -16507,7 +16494,7 @@
         </w:tc>
         <w:tc>
           <w:tcPr>
-            <w:tcW w:w="2098" w:type="dxa"/>
+            <w:tcW w:w="1583" w:type="dxa"/>
             <w:gridSpan w:val="3"/>
             <w:tcBorders>
               <w:top w:val="dashSmallGap" w:sz="4" w:space="0" w:color="auto"/>
@@ -16523,7 +16510,7 @@
         </w:tc>
         <w:tc>
           <w:tcPr>
-            <w:tcW w:w="10772" w:type="dxa"/>
+            <w:tcW w:w="8126" w:type="dxa"/>
             <w:gridSpan w:val="13"/>
             <w:tcBorders>
               <w:top w:val="dashSmallGap" w:sz="4" w:space="0" w:color="auto"/>
@@ -16539,7 +16526,7 @@
         </w:tc>
         <w:tc>
           <w:tcPr>
-            <w:tcW w:w="2098" w:type="dxa"/>
+            <w:tcW w:w="1583" w:type="dxa"/>
             <w:gridSpan w:val="3"/>
             <w:tcBorders>
               <w:top w:val="dashSmallGap" w:sz="4" w:space="0" w:color="auto"/>
@@ -16555,7 +16542,7 @@
         </w:tc>
         <w:tc>
           <w:tcPr>
-            <w:tcW w:w="1361" w:type="dxa"/>
+            <w:tcW w:w="1027" w:type="dxa"/>
             <w:gridSpan w:val="2"/>
             <w:tcBorders>
               <w:top w:val="dashSmallGap" w:sz="4" w:space="0" w:color="auto"/>
@@ -16571,7 +16558,7 @@
         </w:tc>
         <w:tc>
           <w:tcPr>
-            <w:tcW w:w="1361" w:type="dxa"/>
+            <w:tcW w:w="1027" w:type="dxa"/>
             <w:gridSpan w:val="2"/>
             <w:tcBorders>
               <w:top w:val="dashSmallGap" w:sz="4" w:space="0" w:color="auto"/>
@@ -16593,7 +16580,7 @@
         </w:trPr>
         <w:tc>
           <w:tcPr>
-            <w:tcW w:w="1247" w:type="dxa"/>
+            <w:tcW w:w="941" w:type="dxa"/>
             <w:gridSpan w:val="2"/>
             <w:tcBorders>
               <w:top w:val="dashSmallGap" w:sz="4" w:space="0" w:color="auto"/>
@@ -16609,7 +16596,7 @@
         </w:tc>
         <w:tc>
           <w:tcPr>
-            <w:tcW w:w="1474" w:type="dxa"/>
+            <w:tcW w:w="1112" w:type="dxa"/>
             <w:gridSpan w:val="2"/>
             <w:tcBorders>
               <w:top w:val="dashSmallGap" w:sz="4" w:space="0" w:color="auto"/>
@@ -16625,7 +16612,7 @@
         </w:tc>
         <w:tc>
           <w:tcPr>
-            <w:tcW w:w="2098" w:type="dxa"/>
+            <w:tcW w:w="1583" w:type="dxa"/>
             <w:gridSpan w:val="3"/>
             <w:tcBorders>
               <w:top w:val="dashSmallGap" w:sz="4" w:space="0" w:color="auto"/>
@@ -16641,7 +16628,7 @@
         </w:tc>
         <w:tc>
           <w:tcPr>
-            <w:tcW w:w="10772" w:type="dxa"/>
+            <w:tcW w:w="8126" w:type="dxa"/>
             <w:gridSpan w:val="13"/>
             <w:tcBorders>
               <w:top w:val="dashSmallGap" w:sz="4" w:space="0" w:color="auto"/>
@@ -16657,7 +16644,7 @@
         </w:tc>
         <w:tc>
           <w:tcPr>
-            <w:tcW w:w="2098" w:type="dxa"/>
+            <w:tcW w:w="1583" w:type="dxa"/>
             <w:gridSpan w:val="3"/>
             <w:tcBorders>
               <w:top w:val="dashSmallGap" w:sz="4" w:space="0" w:color="auto"/>
@@ -16673,7 +16660,7 @@
         </w:tc>
         <w:tc>
           <w:tcPr>
-            <w:tcW w:w="1361" w:type="dxa"/>
+            <w:tcW w:w="1027" w:type="dxa"/>
             <w:gridSpan w:val="2"/>
             <w:tcBorders>
               <w:top w:val="dashSmallGap" w:sz="4" w:space="0" w:color="auto"/>
@@ -16689,7 +16676,7 @@
         </w:tc>
         <w:tc>
           <w:tcPr>
-            <w:tcW w:w="1361" w:type="dxa"/>
+            <w:tcW w:w="1027" w:type="dxa"/>
             <w:gridSpan w:val="2"/>
             <w:tcBorders>
               <w:top w:val="dashSmallGap" w:sz="4" w:space="0" w:color="auto"/>
@@ -16711,7 +16698,7 @@
         </w:trPr>
         <w:tc>
           <w:tcPr>
-            <w:tcW w:w="1247" w:type="dxa"/>
+            <w:tcW w:w="941" w:type="dxa"/>
             <w:gridSpan w:val="2"/>
             <w:tcBorders>
               <w:top w:val="dashSmallGap" w:sz="4" w:space="0" w:color="auto"/>
@@ -16727,7 +16714,7 @@
         </w:tc>
         <w:tc>
           <w:tcPr>
-            <w:tcW w:w="1474" w:type="dxa"/>
+            <w:tcW w:w="1112" w:type="dxa"/>
             <w:gridSpan w:val="2"/>
             <w:tcBorders>
               <w:top w:val="dashSmallGap" w:sz="4" w:space="0" w:color="auto"/>
@@ -16743,7 +16730,7 @@
         </w:tc>
         <w:tc>
           <w:tcPr>
-            <w:tcW w:w="2098" w:type="dxa"/>
+            <w:tcW w:w="1583" w:type="dxa"/>
             <w:gridSpan w:val="3"/>
             <w:tcBorders>
               <w:top w:val="dashSmallGap" w:sz="4" w:space="0" w:color="auto"/>
@@ -16759,7 +16746,7 @@
         </w:tc>
         <w:tc>
           <w:tcPr>
-            <w:tcW w:w="10772" w:type="dxa"/>
+            <w:tcW w:w="8126" w:type="dxa"/>
             <w:gridSpan w:val="13"/>
             <w:tcBorders>
               <w:top w:val="dashSmallGap" w:sz="4" w:space="0" w:color="auto"/>
@@ -16775,7 +16762,7 @@
         </w:tc>
         <w:tc>
           <w:tcPr>
-            <w:tcW w:w="2098" w:type="dxa"/>
+            <w:tcW w:w="1583" w:type="dxa"/>
             <w:gridSpan w:val="3"/>
             <w:tcBorders>
               <w:top w:val="dashSmallGap" w:sz="4" w:space="0" w:color="auto"/>
@@ -16791,7 +16778,7 @@
         </w:tc>
         <w:tc>
           <w:tcPr>
-            <w:tcW w:w="1361" w:type="dxa"/>
+            <w:tcW w:w="1027" w:type="dxa"/>
             <w:gridSpan w:val="2"/>
             <w:tcBorders>
               <w:top w:val="dashSmallGap" w:sz="4" w:space="0" w:color="auto"/>
@@ -16807,7 +16794,7 @@
         </w:tc>
         <w:tc>
           <w:tcPr>
-            <w:tcW w:w="1361" w:type="dxa"/>
+            <w:tcW w:w="1027" w:type="dxa"/>
             <w:gridSpan w:val="2"/>
             <w:tcBorders>
               <w:top w:val="dashSmallGap" w:sz="4" w:space="0" w:color="auto"/>
@@ -16829,7 +16816,7 @@
         </w:trPr>
         <w:tc>
           <w:tcPr>
-            <w:tcW w:w="1247" w:type="dxa"/>
+            <w:tcW w:w="941" w:type="dxa"/>
             <w:gridSpan w:val="2"/>
             <w:tcBorders>
               <w:top w:val="dashSmallGap" w:sz="4" w:space="0" w:color="auto"/>
@@ -16845,7 +16832,7 @@
         </w:tc>
         <w:tc>
           <w:tcPr>
-            <w:tcW w:w="1474" w:type="dxa"/>
+            <w:tcW w:w="1112" w:type="dxa"/>
             <w:gridSpan w:val="2"/>
             <w:tcBorders>
               <w:top w:val="dashSmallGap" w:sz="4" w:space="0" w:color="auto"/>
@@ -16861,7 +16848,7 @@
         </w:tc>
         <w:tc>
           <w:tcPr>
-            <w:tcW w:w="2098" w:type="dxa"/>
+            <w:tcW w:w="1583" w:type="dxa"/>
             <w:gridSpan w:val="3"/>
             <w:tcBorders>
               <w:top w:val="dashSmallGap" w:sz="4" w:space="0" w:color="auto"/>
@@ -16877,7 +16864,7 @@
         </w:tc>
         <w:tc>
           <w:tcPr>
-            <w:tcW w:w="10772" w:type="dxa"/>
+            <w:tcW w:w="8126" w:type="dxa"/>
             <w:gridSpan w:val="13"/>
             <w:tcBorders>
               <w:top w:val="dashSmallGap" w:sz="4" w:space="0" w:color="auto"/>
@@ -16893,7 +16880,7 @@
         </w:tc>
         <w:tc>
           <w:tcPr>
-            <w:tcW w:w="2098" w:type="dxa"/>
+            <w:tcW w:w="1583" w:type="dxa"/>
             <w:gridSpan w:val="3"/>
             <w:tcBorders>
               <w:top w:val="dashSmallGap" w:sz="4" w:space="0" w:color="auto"/>
@@ -16909,7 +16896,7 @@
         </w:tc>
         <w:tc>
           <w:tcPr>
-            <w:tcW w:w="1361" w:type="dxa"/>
+            <w:tcW w:w="1027" w:type="dxa"/>
             <w:gridSpan w:val="2"/>
             <w:tcBorders>
               <w:top w:val="dashSmallGap" w:sz="4" w:space="0" w:color="auto"/>
@@ -16925,7 +16912,7 @@
         </w:tc>
         <w:tc>
           <w:tcPr>
-            <w:tcW w:w="1361" w:type="dxa"/>
+            <w:tcW w:w="1027" w:type="dxa"/>
             <w:gridSpan w:val="2"/>
             <w:tcBorders>
               <w:top w:val="dashSmallGap" w:sz="4" w:space="0" w:color="auto"/>
@@ -16947,7 +16934,7 @@
         </w:trPr>
         <w:tc>
           <w:tcPr>
-            <w:tcW w:w="1247" w:type="dxa"/>
+            <w:tcW w:w="941" w:type="dxa"/>
             <w:gridSpan w:val="2"/>
             <w:tcBorders>
               <w:top w:val="dashSmallGap" w:sz="4" w:space="0" w:color="auto"/>
@@ -16963,7 +16950,7 @@
         </w:tc>
         <w:tc>
           <w:tcPr>
-            <w:tcW w:w="1474" w:type="dxa"/>
+            <w:tcW w:w="1112" w:type="dxa"/>
             <w:gridSpan w:val="2"/>
             <w:tcBorders>
               <w:top w:val="dashSmallGap" w:sz="4" w:space="0" w:color="auto"/>
@@ -16979,7 +16966,7 @@
         </w:tc>
         <w:tc>
           <w:tcPr>
-            <w:tcW w:w="2098" w:type="dxa"/>
+            <w:tcW w:w="1583" w:type="dxa"/>
             <w:gridSpan w:val="3"/>
             <w:tcBorders>
               <w:top w:val="dashSmallGap" w:sz="4" w:space="0" w:color="auto"/>
@@ -16995,7 +16982,7 @@
         </w:tc>
         <w:tc>
           <w:tcPr>
-            <w:tcW w:w="10772" w:type="dxa"/>
+            <w:tcW w:w="8126" w:type="dxa"/>
             <w:gridSpan w:val="13"/>
             <w:tcBorders>
               <w:top w:val="dashSmallGap" w:sz="4" w:space="0" w:color="auto"/>
@@ -17011,7 +16998,7 @@
         </w:tc>
         <w:tc>
           <w:tcPr>
-            <w:tcW w:w="2098" w:type="dxa"/>
+            <w:tcW w:w="1583" w:type="dxa"/>
             <w:gridSpan w:val="3"/>
             <w:tcBorders>
               <w:top w:val="dashSmallGap" w:sz="4" w:space="0" w:color="auto"/>
@@ -17027,7 +17014,7 @@
         </w:tc>
         <w:tc>
           <w:tcPr>
-            <w:tcW w:w="1361" w:type="dxa"/>
+            <w:tcW w:w="1027" w:type="dxa"/>
             <w:gridSpan w:val="2"/>
             <w:tcBorders>
               <w:top w:val="dashSmallGap" w:sz="4" w:space="0" w:color="auto"/>
@@ -17043,7 +17030,7 @@
         </w:tc>
         <w:tc>
           <w:tcPr>
-            <w:tcW w:w="1361" w:type="dxa"/>
+            <w:tcW w:w="1027" w:type="dxa"/>
             <w:gridSpan w:val="2"/>
             <w:tcBorders>
               <w:top w:val="dashSmallGap" w:sz="4" w:space="0" w:color="auto"/>
@@ -17065,7 +17052,7 @@
         </w:trPr>
         <w:tc>
           <w:tcPr>
-            <w:tcW w:w="1247" w:type="dxa"/>
+            <w:tcW w:w="941" w:type="dxa"/>
             <w:gridSpan w:val="2"/>
             <w:tcBorders>
               <w:top w:val="dashSmallGap" w:sz="4" w:space="0" w:color="auto"/>
@@ -17081,7 +17068,7 @@
         </w:tc>
         <w:tc>
           <w:tcPr>
-            <w:tcW w:w="1474" w:type="dxa"/>
+            <w:tcW w:w="1112" w:type="dxa"/>
             <w:gridSpan w:val="2"/>
             <w:tcBorders>
               <w:top w:val="dashSmallGap" w:sz="4" w:space="0" w:color="auto"/>
@@ -17097,7 +17084,7 @@
         </w:tc>
         <w:tc>
           <w:tcPr>
-            <w:tcW w:w="2098" w:type="dxa"/>
+            <w:tcW w:w="1583" w:type="dxa"/>
             <w:gridSpan w:val="3"/>
             <w:tcBorders>
               <w:top w:val="dashSmallGap" w:sz="4" w:space="0" w:color="auto"/>
@@ -17113,7 +17100,7 @@
         </w:tc>
         <w:tc>
           <w:tcPr>
-            <w:tcW w:w="10772" w:type="dxa"/>
+            <w:tcW w:w="8126" w:type="dxa"/>
             <w:gridSpan w:val="13"/>
             <w:tcBorders>
               <w:top w:val="dashSmallGap" w:sz="4" w:space="0" w:color="auto"/>
@@ -17129,7 +17116,7 @@
         </w:tc>
         <w:tc>
           <w:tcPr>
-            <w:tcW w:w="2098" w:type="dxa"/>
+            <w:tcW w:w="1583" w:type="dxa"/>
             <w:gridSpan w:val="3"/>
             <w:tcBorders>
               <w:top w:val="dashSmallGap" w:sz="4" w:space="0" w:color="auto"/>
@@ -17145,7 +17132,7 @@
         </w:tc>
         <w:tc>
           <w:tcPr>
-            <w:tcW w:w="1361" w:type="dxa"/>
+            <w:tcW w:w="1027" w:type="dxa"/>
             <w:gridSpan w:val="2"/>
             <w:tcBorders>
               <w:top w:val="dashSmallGap" w:sz="4" w:space="0" w:color="auto"/>
@@ -17161,7 +17148,7 @@
         </w:tc>
         <w:tc>
           <w:tcPr>
-            <w:tcW w:w="1361" w:type="dxa"/>
+            <w:tcW w:w="1027" w:type="dxa"/>
             <w:gridSpan w:val="2"/>
             <w:tcBorders>
               <w:top w:val="dashSmallGap" w:sz="4" w:space="0" w:color="auto"/>
@@ -17183,7 +17170,7 @@
         </w:trPr>
         <w:tc>
           <w:tcPr>
-            <w:tcW w:w="1247" w:type="dxa"/>
+            <w:tcW w:w="941" w:type="dxa"/>
             <w:gridSpan w:val="2"/>
             <w:tcBorders>
               <w:top w:val="dashSmallGap" w:sz="4" w:space="0" w:color="auto"/>
@@ -17199,7 +17186,7 @@
         </w:tc>
         <w:tc>
           <w:tcPr>
-            <w:tcW w:w="1474" w:type="dxa"/>
+            <w:tcW w:w="1112" w:type="dxa"/>
             <w:gridSpan w:val="2"/>
             <w:tcBorders>
               <w:top w:val="dashSmallGap" w:sz="4" w:space="0" w:color="auto"/>
@@ -17215,7 +17202,7 @@
         </w:tc>
         <w:tc>
           <w:tcPr>
-            <w:tcW w:w="2098" w:type="dxa"/>
+            <w:tcW w:w="1583" w:type="dxa"/>
             <w:gridSpan w:val="3"/>
             <w:tcBorders>
               <w:top w:val="dashSmallGap" w:sz="4" w:space="0" w:color="auto"/>
@@ -17231,7 +17218,7 @@
         </w:tc>
         <w:tc>
           <w:tcPr>
-            <w:tcW w:w="10772" w:type="dxa"/>
+            <w:tcW w:w="8126" w:type="dxa"/>
             <w:gridSpan w:val="13"/>
             <w:tcBorders>
               <w:top w:val="dashSmallGap" w:sz="4" w:space="0" w:color="auto"/>
@@ -17247,7 +17234,7 @@
         </w:tc>
         <w:tc>
           <w:tcPr>
-            <w:tcW w:w="2098" w:type="dxa"/>
+            <w:tcW w:w="1583" w:type="dxa"/>
             <w:gridSpan w:val="3"/>
             <w:tcBorders>
               <w:top w:val="dashSmallGap" w:sz="4" w:space="0" w:color="auto"/>
@@ -17263,7 +17250,7 @@
         </w:tc>
         <w:tc>
           <w:tcPr>
-            <w:tcW w:w="1361" w:type="dxa"/>
+            <w:tcW w:w="1027" w:type="dxa"/>
             <w:gridSpan w:val="2"/>
             <w:tcBorders>
               <w:top w:val="dashSmallGap" w:sz="4" w:space="0" w:color="auto"/>
@@ -17279,7 +17266,7 @@
         </w:tc>
         <w:tc>
           <w:tcPr>
-            <w:tcW w:w="1361" w:type="dxa"/>
+            <w:tcW w:w="1027" w:type="dxa"/>
             <w:gridSpan w:val="2"/>
             <w:tcBorders>
               <w:top w:val="dashSmallGap" w:sz="4" w:space="0" w:color="auto"/>
@@ -17301,7 +17288,7 @@
         </w:trPr>
         <w:tc>
           <w:tcPr>
-            <w:tcW w:w="1247" w:type="dxa"/>
+            <w:tcW w:w="941" w:type="dxa"/>
             <w:gridSpan w:val="2"/>
             <w:tcBorders>
               <w:top w:val="single" w:sz="4" w:space="0" w:color="000000"/>
@@ -17318,7 +17305,7 @@
         </w:tc>
         <w:tc>
           <w:tcPr>
-            <w:tcW w:w="1474" w:type="dxa"/>
+            <w:tcW w:w="1112" w:type="dxa"/>
             <w:gridSpan w:val="2"/>
             <w:tcBorders>
               <w:top w:val="single" w:sz="4" w:space="0" w:color="000000"/>
@@ -17336,7 +17323,7 @@
         </w:tc>
         <w:tc>
           <w:tcPr>
-            <w:tcW w:w="2098" w:type="dxa"/>
+            <w:tcW w:w="1583" w:type="dxa"/>
             <w:gridSpan w:val="3"/>
             <w:tcBorders>
               <w:top w:val="single" w:sz="4" w:space="0" w:color="000000"/>
@@ -17354,7 +17341,7 @@
         </w:tc>
         <w:tc>
           <w:tcPr>
-            <w:tcW w:w="10772" w:type="dxa"/>
+            <w:tcW w:w="8126" w:type="dxa"/>
             <w:gridSpan w:val="13"/>
             <w:tcBorders>
               <w:top w:val="single" w:sz="4" w:space="0" w:color="000000"/>
@@ -17372,7 +17359,7 @@
         </w:tc>
         <w:tc>
           <w:tcPr>
-            <w:tcW w:w="2098" w:type="dxa"/>
+            <w:tcW w:w="1583" w:type="dxa"/>
             <w:gridSpan w:val="3"/>
             <w:tcBorders>
               <w:top w:val="single" w:sz="4" w:space="0" w:color="000000"/>
@@ -17390,7 +17377,7 @@
         </w:tc>
         <w:tc>
           <w:tcPr>
-            <w:tcW w:w="1361" w:type="dxa"/>
+            <w:tcW w:w="1027" w:type="dxa"/>
             <w:gridSpan w:val="2"/>
             <w:tcBorders>
               <w:top w:val="single" w:sz="4" w:space="0" w:color="000000"/>
@@ -17408,7 +17395,7 @@
         </w:tc>
         <w:tc>
           <w:tcPr>
-            <w:tcW w:w="1361" w:type="dxa"/>
+            <w:tcW w:w="1027" w:type="dxa"/>
             <w:gridSpan w:val="2"/>
             <w:tcBorders>
               <w:top w:val="single" w:sz="4" w:space="0" w:color="000000"/>
@@ -17432,7 +17419,7 @@
         </w:trPr>
         <w:tc>
           <w:tcPr>
-            <w:tcW w:w="971" w:type="dxa"/>
+            <w:tcW w:w="733" w:type="dxa"/>
             <w:tcBorders>
               <w:top w:val="single" w:sz="4" w:space="0" w:color="000000" w:themeColor="text1"/>
               <w:bottom w:val="single" w:sz="4" w:space="0" w:color="auto"/>
@@ -17447,7 +17434,7 @@
         </w:tc>
         <w:tc>
           <w:tcPr>
-            <w:tcW w:w="972" w:type="dxa"/>
+            <w:tcW w:w="733" w:type="dxa"/>
             <w:gridSpan w:val="2"/>
             <w:tcBorders>
               <w:top w:val="single" w:sz="4" w:space="0" w:color="000000" w:themeColor="text1"/>
@@ -17463,7 +17450,7 @@
         </w:tc>
         <w:tc>
           <w:tcPr>
-            <w:tcW w:w="972" w:type="dxa"/>
+            <w:tcW w:w="733" w:type="dxa"/>
             <w:gridSpan w:val="2"/>
             <w:tcBorders>
               <w:top w:val="single" w:sz="4" w:space="0" w:color="000000" w:themeColor="text1"/>
@@ -17479,7 +17466,7 @@
         </w:tc>
         <w:tc>
           <w:tcPr>
-            <w:tcW w:w="972" w:type="dxa"/>
+            <w:tcW w:w="733" w:type="dxa"/>
             <w:tcBorders>
               <w:top w:val="single" w:sz="4" w:space="0" w:color="000000" w:themeColor="text1"/>
               <w:bottom w:val="single" w:sz="4" w:space="0" w:color="auto"/>
@@ -17494,7 +17481,7 @@
         </w:tc>
         <w:tc>
           <w:tcPr>
-            <w:tcW w:w="972" w:type="dxa"/>
+            <w:tcW w:w="733" w:type="dxa"/>
             <w:gridSpan w:val="2"/>
             <w:tcBorders>
               <w:top w:val="single" w:sz="4" w:space="0" w:color="000000" w:themeColor="text1"/>
@@ -17510,7 +17497,7 @@
         </w:tc>
         <w:tc>
           <w:tcPr>
-            <w:tcW w:w="972" w:type="dxa"/>
+            <w:tcW w:w="733" w:type="dxa"/>
             <w:tcBorders>
               <w:top w:val="single" w:sz="4" w:space="0" w:color="000000" w:themeColor="text1"/>
               <w:bottom w:val="single" w:sz="4" w:space="0" w:color="auto"/>
@@ -17525,7 +17512,7 @@
         </w:tc>
         <w:tc>
           <w:tcPr>
-            <w:tcW w:w="972" w:type="dxa"/>
+            <w:tcW w:w="733" w:type="dxa"/>
             <w:tcBorders>
               <w:top w:val="single" w:sz="4" w:space="0" w:color="000000" w:themeColor="text1"/>
               <w:bottom w:val="single" w:sz="4" w:space="0" w:color="auto"/>
@@ -17540,7 +17527,7 @@
         </w:tc>
         <w:tc>
           <w:tcPr>
-            <w:tcW w:w="972" w:type="dxa"/>
+            <w:tcW w:w="733" w:type="dxa"/>
             <w:tcBorders>
               <w:top w:val="single" w:sz="4" w:space="0" w:color="000000" w:themeColor="text1"/>
               <w:bottom w:val="single" w:sz="4" w:space="0" w:color="auto"/>
@@ -17555,7 +17542,7 @@
         </w:tc>
         <w:tc>
           <w:tcPr>
-            <w:tcW w:w="972" w:type="dxa"/>
+            <w:tcW w:w="733" w:type="dxa"/>
             <w:tcBorders>
               <w:top w:val="single" w:sz="4" w:space="0" w:color="000000" w:themeColor="text1"/>
               <w:bottom w:val="single" w:sz="4" w:space="0" w:color="auto"/>
@@ -17570,7 +17557,7 @@
         </w:tc>
         <w:tc>
           <w:tcPr>
-            <w:tcW w:w="972" w:type="dxa"/>
+            <w:tcW w:w="733" w:type="dxa"/>
             <w:tcBorders>
               <w:top w:val="single" w:sz="4" w:space="0" w:color="000000" w:themeColor="text1"/>
               <w:bottom w:val="single" w:sz="4" w:space="0" w:color="auto"/>
@@ -17585,7 +17572,7 @@
         </w:tc>
         <w:tc>
           <w:tcPr>
-            <w:tcW w:w="972" w:type="dxa"/>
+            <w:tcW w:w="733" w:type="dxa"/>
             <w:tcBorders>
               <w:top w:val="single" w:sz="4" w:space="0" w:color="000000" w:themeColor="text1"/>
               <w:bottom w:val="single" w:sz="4" w:space="0" w:color="auto"/>
@@ -17600,7 +17587,7 @@
         </w:tc>
         <w:tc>
           <w:tcPr>
-            <w:tcW w:w="972" w:type="dxa"/>
+            <w:tcW w:w="733" w:type="dxa"/>
             <w:tcBorders>
               <w:top w:val="single" w:sz="4" w:space="0" w:color="000000" w:themeColor="text1"/>
               <w:bottom w:val="single" w:sz="4" w:space="0" w:color="auto"/>
@@ -17615,7 +17602,7 @@
         </w:tc>
         <w:tc>
           <w:tcPr>
-            <w:tcW w:w="972" w:type="dxa"/>
+            <w:tcW w:w="733" w:type="dxa"/>
             <w:tcBorders>
               <w:top w:val="single" w:sz="4" w:space="0" w:color="000000" w:themeColor="text1"/>
               <w:bottom w:val="single" w:sz="4" w:space="0" w:color="auto"/>
@@ -17630,7 +17617,7 @@
         </w:tc>
         <w:tc>
           <w:tcPr>
-            <w:tcW w:w="972" w:type="dxa"/>
+            <w:tcW w:w="733" w:type="dxa"/>
             <w:tcBorders>
               <w:top w:val="single" w:sz="4" w:space="0" w:color="000000" w:themeColor="text1"/>
               <w:bottom w:val="single" w:sz="4" w:space="0" w:color="auto"/>
@@ -17645,7 +17632,7 @@
         </w:tc>
         <w:tc>
           <w:tcPr>
-            <w:tcW w:w="972" w:type="dxa"/>
+            <w:tcW w:w="733" w:type="dxa"/>
             <w:tcBorders>
               <w:top w:val="single" w:sz="4" w:space="0" w:color="000000" w:themeColor="text1"/>
               <w:bottom w:val="single" w:sz="4" w:space="0" w:color="auto"/>
@@ -17660,7 +17647,7 @@
         </w:tc>
         <w:tc>
           <w:tcPr>
-            <w:tcW w:w="972" w:type="dxa"/>
+            <w:tcW w:w="733" w:type="dxa"/>
             <w:tcBorders>
               <w:top w:val="single" w:sz="4" w:space="0" w:color="000000" w:themeColor="text1"/>
               <w:bottom w:val="single" w:sz="4" w:space="0" w:color="auto"/>
@@ -17675,7 +17662,7 @@
         </w:tc>
         <w:tc>
           <w:tcPr>
-            <w:tcW w:w="972" w:type="dxa"/>
+            <w:tcW w:w="733" w:type="dxa"/>
             <w:gridSpan w:val="2"/>
             <w:tcBorders>
               <w:top w:val="single" w:sz="4" w:space="0" w:color="000000" w:themeColor="text1"/>
@@ -17691,7 +17678,7 @@
         </w:tc>
         <w:tc>
           <w:tcPr>
-            <w:tcW w:w="972" w:type="dxa"/>
+            <w:tcW w:w="733" w:type="dxa"/>
             <w:tcBorders>
               <w:top w:val="single" w:sz="4" w:space="0" w:color="000000" w:themeColor="text1"/>
               <w:bottom w:val="single" w:sz="4" w:space="0" w:color="auto"/>
@@ -17706,7 +17693,7 @@
         </w:tc>
         <w:tc>
           <w:tcPr>
-            <w:tcW w:w="972" w:type="dxa"/>
+            <w:tcW w:w="733" w:type="dxa"/>
             <w:gridSpan w:val="2"/>
             <w:tcBorders>
               <w:top w:val="single" w:sz="4" w:space="0" w:color="000000" w:themeColor="text1"/>
@@ -17722,7 +17709,7 @@
         </w:tc>
         <w:tc>
           <w:tcPr>
-            <w:tcW w:w="972" w:type="dxa"/>
+            <w:tcW w:w="733" w:type="dxa"/>
             <w:gridSpan w:val="2"/>
             <w:tcBorders>
               <w:top w:val="single" w:sz="4" w:space="0" w:color="000000" w:themeColor="text1"/>
@@ -17738,7 +17725,7 @@
         </w:tc>
         <w:tc>
           <w:tcPr>
-            <w:tcW w:w="972" w:type="dxa"/>
+            <w:tcW w:w="733" w:type="dxa"/>
             <w:tcBorders>
               <w:top w:val="single" w:sz="4" w:space="0" w:color="000000" w:themeColor="text1"/>
               <w:bottom w:val="single" w:sz="4" w:space="0" w:color="auto"/>
